--- a/a10/A10_Network_Observation.docx
+++ b/a10/A10_Network_Observation.docx
@@ -48,7 +48,145 @@
           <w:i w:val="0"/>
           <w:sz w:val="22"/>
         </w:rPr>
-        <w:t>Observe how real network traffic works — not by writing a networking program, but by using command-line tools and a provided Java program that makes a live TCP connection. Use tools already on your OS (ping, traceroute/tracert, dig/nslookup, netstat/ss) to observe name resolution, routing, and active connections. Then run a provided Java HTTP client and annotate what you see.</w:t>
+        <w:t>In this assignment, you will observe how real network traffic works — not by writing a networking program, but by using command-line tools and a provided Java program that makes a live TCP connection. You will use tools already on your OS (</w:t>
+      </w:r>
+      <w:r>
+        <w:rPr>
+          <w:rFonts w:ascii="Courier New" w:hAnsi="Courier New" w:cs="Courier New"/>
+          <w:b w:val="0"/>
+          <w:i w:val="0"/>
+          <w:sz w:val="22"/>
+          <w:color w:val="17375E"/>
+        </w:rPr>
+        <w:t>ping</w:t>
+      </w:r>
+      <w:r>
+        <w:rPr>
+          <w:b w:val="0"/>
+          <w:i w:val="0"/>
+          <w:sz w:val="22"/>
+        </w:rPr>
+        <w:t xml:space="preserve">, </w:t>
+      </w:r>
+      <w:r>
+        <w:rPr>
+          <w:rFonts w:ascii="Courier New" w:hAnsi="Courier New" w:cs="Courier New"/>
+          <w:b w:val="0"/>
+          <w:i w:val="0"/>
+          <w:sz w:val="22"/>
+          <w:color w:val="17375E"/>
+        </w:rPr>
+        <w:t>traceroute</w:t>
+      </w:r>
+      <w:r>
+        <w:rPr>
+          <w:b w:val="0"/>
+          <w:i w:val="0"/>
+          <w:sz w:val="22"/>
+        </w:rPr>
+        <w:t>/</w:t>
+      </w:r>
+      <w:r>
+        <w:rPr>
+          <w:rFonts w:ascii="Courier New" w:hAnsi="Courier New" w:cs="Courier New"/>
+          <w:b w:val="0"/>
+          <w:i w:val="0"/>
+          <w:sz w:val="22"/>
+          <w:color w:val="17375E"/>
+        </w:rPr>
+        <w:t>tracert</w:t>
+      </w:r>
+      <w:r>
+        <w:rPr>
+          <w:b w:val="0"/>
+          <w:i w:val="0"/>
+          <w:sz w:val="22"/>
+        </w:rPr>
+        <w:t xml:space="preserve">, </w:t>
+      </w:r>
+      <w:r>
+        <w:rPr>
+          <w:rFonts w:ascii="Courier New" w:hAnsi="Courier New" w:cs="Courier New"/>
+          <w:b w:val="0"/>
+          <w:i w:val="0"/>
+          <w:sz w:val="22"/>
+          <w:color w:val="17375E"/>
+        </w:rPr>
+        <w:t>dig</w:t>
+      </w:r>
+      <w:r>
+        <w:rPr>
+          <w:b w:val="0"/>
+          <w:i w:val="0"/>
+          <w:sz w:val="22"/>
+        </w:rPr>
+        <w:t>/</w:t>
+      </w:r>
+      <w:r>
+        <w:rPr>
+          <w:rFonts w:ascii="Courier New" w:hAnsi="Courier New" w:cs="Courier New"/>
+          <w:b w:val="0"/>
+          <w:i w:val="0"/>
+          <w:sz w:val="22"/>
+          <w:color w:val="17375E"/>
+        </w:rPr>
+        <w:t>nslookup</w:t>
+      </w:r>
+      <w:r>
+        <w:rPr>
+          <w:b w:val="0"/>
+          <w:i w:val="0"/>
+          <w:sz w:val="22"/>
+        </w:rPr>
+        <w:t xml:space="preserve">, </w:t>
+      </w:r>
+      <w:r>
+        <w:rPr>
+          <w:rFonts w:ascii="Courier New" w:hAnsi="Courier New" w:cs="Courier New"/>
+          <w:b w:val="0"/>
+          <w:i w:val="0"/>
+          <w:sz w:val="22"/>
+          <w:color w:val="17375E"/>
+        </w:rPr>
+        <w:t>netstat</w:t>
+      </w:r>
+      <w:r>
+        <w:rPr>
+          <w:b w:val="0"/>
+          <w:i w:val="0"/>
+          <w:sz w:val="22"/>
+        </w:rPr>
+        <w:t>/</w:t>
+      </w:r>
+      <w:r>
+        <w:rPr>
+          <w:rFonts w:ascii="Courier New" w:hAnsi="Courier New" w:cs="Courier New"/>
+          <w:b w:val="0"/>
+          <w:i w:val="0"/>
+          <w:sz w:val="22"/>
+          <w:color w:val="17375E"/>
+        </w:rPr>
+        <w:t>ss</w:t>
+      </w:r>
+      <w:r>
+        <w:rPr>
+          <w:b w:val="0"/>
+          <w:i w:val="0"/>
+          <w:sz w:val="22"/>
+        </w:rPr>
+        <w:t>) to observe name resolution, routing, and active connections, then run a provided Java HTTP client and annotate what you see. There is no code to write — all programs are provided. Run the commands, read the output, and explain what it means in terms of the TCP/IP model.</w:t>
+      </w:r>
+    </w:p>
+    <w:p>
+      <w:pPr>
+        <w:spacing w:before="200" w:after="80"/>
+      </w:pPr>
+      <w:r>
+        <w:rPr>
+          <w:b/>
+          <w:sz w:val="24"/>
+        </w:rPr>
+        <w:t>General Instructions</w:t>
       </w:r>
     </w:p>
     <w:p>
@@ -61,104 +199,7 @@
           <w:i w:val="0"/>
           <w:sz w:val="22"/>
         </w:rPr>
-        <w:t>No code to write — all programs are provided. Run the commands, read the output, and explain what it means in terms of the TCP/IP model.</w:t>
-      </w:r>
-    </w:p>
-    <w:p>
-      <w:pPr>
-        <w:spacing w:before="200" w:after="80"/>
-      </w:pPr>
-      <w:r>
-        <w:rPr>
-          <w:b/>
-          <w:sz w:val="24"/>
-        </w:rPr>
-        <w:t>Learning Objectives</w:t>
-      </w:r>
-    </w:p>
-    <w:p>
-      <w:pPr>
-        <w:pStyle w:val="ListNumber"/>
-        <w:spacing w:after="40"/>
-      </w:pPr>
-      <w:r>
-        <w:rPr>
-          <w:sz w:val="22"/>
-        </w:rPr>
-        <w:t>Trace data through all four TCP/IP layers and explain what each layer adds during encapsulation.</w:t>
-      </w:r>
-    </w:p>
-    <w:p>
-      <w:pPr>
-        <w:pStyle w:val="ListNumber"/>
-        <w:spacing w:after="40"/>
-      </w:pPr>
-      <w:r>
-        <w:rPr>
-          <w:sz w:val="22"/>
-        </w:rPr>
-        <w:t>Resolve a hostname to an IP address using command-line tools and explain the socket four-tuple that identifies a TCP connection.</w:t>
-      </w:r>
-    </w:p>
-    <w:p>
-      <w:pPr>
-        <w:pStyle w:val="ListNumber"/>
-        <w:spacing w:after="40"/>
-      </w:pPr>
-      <w:r>
-        <w:rPr>
-          <w:sz w:val="22"/>
-        </w:rPr>
-        <w:t>Compare TCP and UDP and identify the meaning of sequence numbers and connection-state transitions.</w:t>
-      </w:r>
-    </w:p>
-    <w:p>
-      <w:pPr>
-        <w:pStyle w:val="ListNumber"/>
-        <w:spacing w:after="40"/>
-      </w:pPr>
-      <w:r>
-        <w:rPr>
-          <w:sz w:val="22"/>
-        </w:rPr>
-        <w:t>Parse HTTP/1.1 request and response messages and explain how the protocol sits on top of TCP.</w:t>
-      </w:r>
-    </w:p>
-    <w:p>
-      <w:pPr>
-        <w:pStyle w:val="ListNumber"/>
-        <w:spacing w:after="40"/>
-      </w:pPr>
-      <w:r>
-        <w:rPr>
-          <w:sz w:val="22"/>
-        </w:rPr>
-        <w:t>Run a provided Java TCP client, annotate each Socket API call with its TCP-level meaning, and observe the live four-tuple using netstat.</w:t>
-      </w:r>
-    </w:p>
-    <w:p>
-      <w:pPr>
-        <w:spacing w:before="200" w:after="80"/>
-      </w:pPr>
-      <w:r>
-        <w:rPr>
-          <w:b/>
-          <w:sz w:val="24"/>
-        </w:rPr>
-        <w:t>Provided Files</w:t>
-      </w:r>
-    </w:p>
-    <w:p>
-      <w:pPr>
-        <w:spacing w:after="80"/>
-      </w:pPr>
-      <w:r>
-        <w:rPr>
-          <w:b w:val="0"/>
-          <w:i w:val="0"/>
-          <w:sz w:val="22"/>
-        </w:rPr>
-        <w:t>The following files are included with this assignment:</w:t>
+        <w:t>You will run several experiments and record your answers directly in this document, then submit it to Gradescope. The following files are provided:</w:t>
       </w:r>
     </w:p>
     <w:p>
@@ -168,9 +209,17 @@
       </w:pPr>
       <w:r>
         <w:rPr>
+          <w:rFonts w:ascii="Courier New" w:hAnsi="Courier New" w:cs="Courier New"/>
+          <w:sz w:val="22"/>
+          <w:color w:val="17375E"/>
+        </w:rPr>
+        <w:t>EchoServer.java</w:t>
+      </w:r>
+      <w:r>
+        <w:rPr>
           <w:sz w:val="22"/>
         </w:rPr>
-        <w:t>EchoServer.java — a multi-threaded TCP echo server. Run it in one terminal while the client runs in another.</w:t>
+        <w:t xml:space="preserve"> — a multi-threaded TCP echo server. Run it in one terminal while the client runs in another.</w:t>
       </w:r>
     </w:p>
     <w:p>
@@ -180,9 +229,17 @@
       </w:pPr>
       <w:r>
         <w:rPr>
+          <w:rFonts w:ascii="Courier New" w:hAnsi="Courier New" w:cs="Courier New"/>
+          <w:sz w:val="22"/>
+          <w:color w:val="17375E"/>
+        </w:rPr>
+        <w:t>EchoClient.java</w:t>
+      </w:r>
+      <w:r>
+        <w:rPr>
           <w:sz w:val="22"/>
         </w:rPr>
-        <w:t>EchoClient.java — connects to the echo server, sends lines you type, and prints the echoed replies.</w:t>
+        <w:t xml:space="preserve"> — connects to the echo server, sends lines you type, and prints the echoed replies.</w:t>
       </w:r>
     </w:p>
     <w:p>
@@ -192,9 +249,17 @@
       </w:pPr>
       <w:r>
         <w:rPr>
+          <w:rFonts w:ascii="Courier New" w:hAnsi="Courier New" w:cs="Courier New"/>
+          <w:sz w:val="22"/>
+          <w:color w:val="17375E"/>
+        </w:rPr>
+        <w:t>HttpFetch.java</w:t>
+      </w:r>
+      <w:r>
+        <w:rPr>
           <w:sz w:val="22"/>
         </w:rPr>
-        <w:t>HttpFetch.java — opens a raw TCP socket to a web server, sends a minimal HTTP GET request, and prints the full response (headers and body).</w:t>
+        <w:t xml:space="preserve"> — opens a raw TCP socket to a web server, sends a minimal HTTP GET request, and prints the full response (headers and body).</w:t>
       </w:r>
     </w:p>
     <w:p>
@@ -276,7 +341,63 @@
         <w:rPr>
           <w:sz w:val="22"/>
         </w:rPr>
-        <w:t>macOS / Linux: use traceroute, dig, netstat (or ss on Linux).</w:t>
+        <w:t xml:space="preserve">macOS / Linux: use </w:t>
+      </w:r>
+      <w:r>
+        <w:rPr>
+          <w:rFonts w:ascii="Courier New" w:hAnsi="Courier New" w:cs="Courier New"/>
+          <w:sz w:val="22"/>
+          <w:color w:val="17375E"/>
+        </w:rPr>
+        <w:t>traceroute</w:t>
+      </w:r>
+      <w:r>
+        <w:rPr>
+          <w:sz w:val="22"/>
+        </w:rPr>
+        <w:t xml:space="preserve">, </w:t>
+      </w:r>
+      <w:r>
+        <w:rPr>
+          <w:rFonts w:ascii="Courier New" w:hAnsi="Courier New" w:cs="Courier New"/>
+          <w:sz w:val="22"/>
+          <w:color w:val="17375E"/>
+        </w:rPr>
+        <w:t>dig</w:t>
+      </w:r>
+      <w:r>
+        <w:rPr>
+          <w:sz w:val="22"/>
+        </w:rPr>
+        <w:t xml:space="preserve">, </w:t>
+      </w:r>
+      <w:r>
+        <w:rPr>
+          <w:rFonts w:ascii="Courier New" w:hAnsi="Courier New" w:cs="Courier New"/>
+          <w:sz w:val="22"/>
+          <w:color w:val="17375E"/>
+        </w:rPr>
+        <w:t>netstat</w:t>
+      </w:r>
+      <w:r>
+        <w:rPr>
+          <w:sz w:val="22"/>
+        </w:rPr>
+        <w:t xml:space="preserve"> (or </w:t>
+      </w:r>
+      <w:r>
+        <w:rPr>
+          <w:rFonts w:ascii="Courier New" w:hAnsi="Courier New" w:cs="Courier New"/>
+          <w:sz w:val="22"/>
+          <w:color w:val="17375E"/>
+        </w:rPr>
+        <w:t>ss</w:t>
+      </w:r>
+      <w:r>
+        <w:rPr>
+          <w:sz w:val="22"/>
+        </w:rPr>
+        <w:t xml:space="preserve"> on Linux).</w:t>
       </w:r>
     </w:p>
     <w:p>
@@ -288,7 +409,49 @@
         <w:rPr>
           <w:sz w:val="22"/>
         </w:rPr>
-        <w:t>Windows: use tracert, nslookup, netstat. On Windows 11 you can also use the Windows Subsystem for Linux (WSL) for Linux-style tools.</w:t>
+        <w:t xml:space="preserve">Windows: use </w:t>
+      </w:r>
+      <w:r>
+        <w:rPr>
+          <w:rFonts w:ascii="Courier New" w:hAnsi="Courier New" w:cs="Courier New"/>
+          <w:sz w:val="22"/>
+          <w:color w:val="17375E"/>
+        </w:rPr>
+        <w:t>tracert</w:t>
+      </w:r>
+      <w:r>
+        <w:rPr>
+          <w:sz w:val="22"/>
+        </w:rPr>
+        <w:t xml:space="preserve">, </w:t>
+      </w:r>
+      <w:r>
+        <w:rPr>
+          <w:rFonts w:ascii="Courier New" w:hAnsi="Courier New" w:cs="Courier New"/>
+          <w:sz w:val="22"/>
+          <w:color w:val="17375E"/>
+        </w:rPr>
+        <w:t>nslookup</w:t>
+      </w:r>
+      <w:r>
+        <w:rPr>
+          <w:sz w:val="22"/>
+        </w:rPr>
+        <w:t xml:space="preserve">, </w:t>
+      </w:r>
+      <w:r>
+        <w:rPr>
+          <w:rFonts w:ascii="Courier New" w:hAnsi="Courier New" w:cs="Courier New"/>
+          <w:sz w:val="22"/>
+          <w:color w:val="17375E"/>
+        </w:rPr>
+        <w:t>netstat</w:t>
+      </w:r>
+      <w:r>
+        <w:rPr>
+          <w:sz w:val="22"/>
+        </w:rPr>
+        <w:t>. On Windows 11 you can also use the Windows Subsystem for Linux (WSL) for Linux-style tools.</w:t>
       </w:r>
     </w:p>
     <w:p>
@@ -313,7 +476,23 @@
           <w:i w:val="0"/>
           <w:sz w:val="22"/>
         </w:rPr>
-        <w:t>Run each of the following commands on your machine. Paste the output into your submission document (truncate long outputs to the first 10–15 lines) and then answer the question below it.</w:t>
+        <w:t xml:space="preserve">Run each of the following commands on your machine. Paste the output into your submission document (truncate </w:t>
+      </w:r>
+      <w:r>
+        <w:rPr>
+          <w:b w:val="0"/>
+          <w:i w:val="0"/>
+          <w:sz w:val="22"/>
+        </w:rPr>
+        <w:t>long</w:t>
+      </w:r>
+      <w:r>
+        <w:rPr>
+          <w:b w:val="0"/>
+          <w:i w:val="0"/>
+          <w:sz w:val="22"/>
+        </w:rPr>
+        <w:t xml:space="preserve"> outputs to the first 10–15 lines) and then answer the question below it.</w:t>
       </w:r>
     </w:p>
     <w:p>
@@ -495,7 +674,25 @@
           <w:i w:val="0"/>
           <w:sz w:val="22"/>
         </w:rPr>
-        <w:t>How many hops does your packet travel to reach www.bu.edu? Identify (by IP or hostname) where the packet crosses from your local network into the broader internet. What does each line in the traceroute output represent in terms of the TCP/IP model?</w:t>
+        <w:t xml:space="preserve">How many hops does your packet travel to reach www.bu.edu? Identify (by IP or hostname) where the packet crosses from your local network into the broader internet. What does each line in the </w:t>
+      </w:r>
+      <w:r>
+        <w:rPr>
+          <w:rFonts w:ascii="Courier New" w:hAnsi="Courier New" w:cs="Courier New"/>
+          <w:b w:val="0"/>
+          <w:i w:val="0"/>
+          <w:sz w:val="22"/>
+          <w:color w:val="17375E"/>
+        </w:rPr>
+        <w:t>traceroute</w:t>
+      </w:r>
+      <w:r>
+        <w:rPr>
+          <w:b w:val="0"/>
+          <w:i w:val="0"/>
+          <w:sz w:val="22"/>
+        </w:rPr>
+        <w:t xml:space="preserve"> output represent in terms of the TCP/IP model?</w:t>
       </w:r>
     </w:p>
     <w:tbl>
@@ -604,7 +801,43 @@
           <w:i w:val="0"/>
           <w:sz w:val="22"/>
         </w:rPr>
-        <w:t>Paste the ANSWER SECTION of the dig output (or the equivalent nslookup response). What record type answered the query? Which of the four TCP/IP layers handles DNS resolution, and why must DNS run before a TCP connection can be established?</w:t>
+        <w:t xml:space="preserve">Paste the ANSWER SECTION of the </w:t>
+      </w:r>
+      <w:r>
+        <w:rPr>
+          <w:rFonts w:ascii="Courier New" w:hAnsi="Courier New" w:cs="Courier New"/>
+          <w:b w:val="0"/>
+          <w:i w:val="0"/>
+          <w:sz w:val="22"/>
+          <w:color w:val="17375E"/>
+        </w:rPr>
+        <w:t>dig</w:t>
+      </w:r>
+      <w:r>
+        <w:rPr>
+          <w:b w:val="0"/>
+          <w:i w:val="0"/>
+          <w:sz w:val="22"/>
+        </w:rPr>
+        <w:t xml:space="preserve"> output (or the equivalent </w:t>
+      </w:r>
+      <w:r>
+        <w:rPr>
+          <w:rFonts w:ascii="Courier New" w:hAnsi="Courier New" w:cs="Courier New"/>
+          <w:b w:val="0"/>
+          <w:i w:val="0"/>
+          <w:sz w:val="22"/>
+          <w:color w:val="17375E"/>
+        </w:rPr>
+        <w:t>nslookup</w:t>
+      </w:r>
+      <w:r>
+        <w:rPr>
+          <w:b w:val="0"/>
+          <w:i w:val="0"/>
+          <w:sz w:val="22"/>
+        </w:rPr>
+        <w:t xml:space="preserve"> response). What record type answered the query? Which of the four TCP/IP layers handles DNS resolution, and why must DNS run before a TCP connection can be established?</w:t>
       </w:r>
     </w:p>
     <w:tbl>
@@ -829,7 +1062,25 @@
           <w:i w:val="0"/>
           <w:sz w:val="22"/>
         </w:rPr>
-        <w:t>Paste the relevant netstat output (the lines showing port 7777). To help orient your grader, begin your answer by stating the exact four numbers that form the client-side four-tuple: source IP, source port, destination IP, destination port — in that order, separated by commas. Then explain which end chose the source port on the client side, and how that choice was made.</w:t>
+        <w:t xml:space="preserve">Paste the relevant </w:t>
+      </w:r>
+      <w:r>
+        <w:rPr>
+          <w:rFonts w:ascii="Courier New" w:hAnsi="Courier New" w:cs="Courier New"/>
+          <w:b w:val="0"/>
+          <w:i w:val="0"/>
+          <w:sz w:val="22"/>
+          <w:color w:val="17375E"/>
+        </w:rPr>
+        <w:t>netstat</w:t>
+      </w:r>
+      <w:r>
+        <w:rPr>
+          <w:b w:val="0"/>
+          <w:i w:val="0"/>
+          <w:sz w:val="22"/>
+        </w:rPr>
+        <w:t xml:space="preserve"> output (the lines showing port 7777). To help orient your grader, begin your answer by stating the exact four numbers that form the client-side four-tuple: source IP, source port, destination IP, destination port — in that order, separated by commas. Then explain which end chose the source port on the client side, and how that choice was made.</w:t>
       </w:r>
     </w:p>
     <w:tbl>
@@ -897,7 +1148,25 @@
           <w:i w:val="0"/>
           <w:sz w:val="22"/>
         </w:rPr>
-        <w:t>When EchoClient connects to EchoServer, the OS assigns an ephemeral (temporary) port number to the client side of the connection. This port number is specific to your machine and connection attempt. From your netstat output in Q4, identify the exact ephemeral port number assigned to the client. Report it here and explain the range of port numbers the OS typically uses for ephemeral assignments (hint: check the "registered" and "dynamic" port ranges in the IANA specification).</w:t>
+        <w:t xml:space="preserve">When EchoClient connects to EchoServer, the OS assigns an ephemeral (temporary) port number to the client side of the connection. This port number is specific to your machine and connection attempt. From your </w:t>
+      </w:r>
+      <w:r>
+        <w:rPr>
+          <w:rFonts w:ascii="Courier New" w:hAnsi="Courier New" w:cs="Courier New"/>
+          <w:b w:val="0"/>
+          <w:i w:val="0"/>
+          <w:sz w:val="22"/>
+          <w:color w:val="17375E"/>
+        </w:rPr>
+        <w:t>netstat</w:t>
+      </w:r>
+      <w:r>
+        <w:rPr>
+          <w:b w:val="0"/>
+          <w:i w:val="0"/>
+          <w:sz w:val="22"/>
+        </w:rPr>
+        <w:t xml:space="preserve"> output in Q4, identify the exact ephemeral port number assigned to the client. Report it here and explain the range of port numbers the OS typically uses for ephemeral assignments (hint: check the "registered" and "dynamic" port ranges in the IANA specification).</w:t>
       </w:r>
     </w:p>
     <w:tbl>
@@ -948,7 +1217,25 @@
           <w:i w:val="0"/>
           <w:sz w:val="22"/>
         </w:rPr>
-        <w:t>After the client disconnects, run netstat again. Are the connection entries still visible? If so, what state are they in? What does that state tell you about the TCP teardown sequence?</w:t>
+        <w:t xml:space="preserve">After the client disconnects, run </w:t>
+      </w:r>
+      <w:r>
+        <w:rPr>
+          <w:rFonts w:ascii="Courier New" w:hAnsi="Courier New" w:cs="Courier New"/>
+          <w:b w:val="0"/>
+          <w:i w:val="0"/>
+          <w:sz w:val="22"/>
+          <w:color w:val="17375E"/>
+        </w:rPr>
+        <w:t>netstat</w:t>
+      </w:r>
+      <w:r>
+        <w:rPr>
+          <w:b w:val="0"/>
+          <w:i w:val="0"/>
+          <w:sz w:val="22"/>
+        </w:rPr>
+        <w:t xml:space="preserve"> again. Are the connection entries still visible? If so, what state are they in? What does that state tell you about the TCP teardown sequence?</w:t>
       </w:r>
     </w:p>
     <w:tbl>
@@ -1004,7 +1291,25 @@
           <w:i w:val="0"/>
           <w:sz w:val="22"/>
         </w:rPr>
-        <w:t>Open EchoClient.java (provided — do not modify it). Find the line that creates the Socket object. What TCP event does that constructor call trigger under the hood? What line sends data, and what TCP event does that correspond to?</w:t>
+        <w:t xml:space="preserve">Open </w:t>
+      </w:r>
+      <w:r>
+        <w:rPr>
+          <w:rFonts w:ascii="Courier New" w:hAnsi="Courier New" w:cs="Courier New"/>
+          <w:b w:val="0"/>
+          <w:i w:val="0"/>
+          <w:sz w:val="22"/>
+          <w:color w:val="17375E"/>
+        </w:rPr>
+        <w:t>EchoClient.java</w:t>
+      </w:r>
+      <w:r>
+        <w:rPr>
+          <w:b w:val="0"/>
+          <w:i w:val="0"/>
+          <w:sz w:val="22"/>
+        </w:rPr>
+        <w:t xml:space="preserve"> (provided — do not modify it). Find the line that creates the Socket object. What TCP event does that constructor call trigger under the hood? What line sends data, and what TCP event does that correspond to?</w:t>
       </w:r>
     </w:p>
     <w:tbl>
@@ -1065,7 +1370,25 @@
           <w:i w:val="0"/>
           <w:sz w:val="22"/>
         </w:rPr>
-        <w:t>Run the provided HTTP client. It connects to httpbin.org (a public HTTP testing service), sends an HTTP GET request, and prints the raw response.</w:t>
+        <w:t xml:space="preserve">Run the provided HTTP client. It connects to httpbin.org (a </w:t>
+      </w:r>
+      <w:r>
+        <w:rPr>
+          <w:rFonts w:ascii="Courier New" w:hAnsi="Courier New" w:cs="Courier New"/>
+          <w:b w:val="0"/>
+          <w:i w:val="0"/>
+          <w:sz w:val="22"/>
+          <w:color w:val="17375E"/>
+        </w:rPr>
+        <w:t>public</w:t>
+      </w:r>
+      <w:r>
+        <w:rPr>
+          <w:b w:val="0"/>
+          <w:i w:val="0"/>
+          <w:sz w:val="22"/>
+        </w:rPr>
+        <w:t xml:space="preserve"> HTTP testing service), sends an HTTP GET request, and prints the raw response.</w:t>
       </w:r>
     </w:p>
     <w:tbl>
@@ -1442,7 +1765,25 @@
           <w:i w:val="0"/>
           <w:sz w:val="22"/>
         </w:rPr>
-        <w:t>HTTP sits at the Application layer of the TCP/IP model. List the four layers of the TCP/IP model from top to bottom and, for each layer, name the protocol or construct that HttpFetch.java's GET request passes through as it travels from the application down to the network.</w:t>
+        <w:t xml:space="preserve">HTTP sits at the Application layer of the TCP/IP model. List the four layers of the TCP/IP model from top to bottom and, for each layer, name the protocol or construct that </w:t>
+      </w:r>
+      <w:r>
+        <w:rPr>
+          <w:rFonts w:ascii="Courier New" w:hAnsi="Courier New" w:cs="Courier New"/>
+          <w:b w:val="0"/>
+          <w:i w:val="0"/>
+          <w:sz w:val="22"/>
+          <w:color w:val="17375E"/>
+        </w:rPr>
+        <w:t>HttpFetch.java</w:t>
+      </w:r>
+      <w:r>
+        <w:rPr>
+          <w:b w:val="0"/>
+          <w:i w:val="0"/>
+          <w:sz w:val="22"/>
+        </w:rPr>
+        <w:t>'s GET request passes through as it travels from the application down to the network.</w:t>
       </w:r>
     </w:p>
     <w:tbl>
@@ -1544,9 +1885,19 @@
         <w:rPr>
           <w:sz w:val="22"/>
         </w:rPr>
-        <w:t>1.</w:t>
-        <w:tab/>
-        <w:t>Part A: pasted output (first 10–15 lines if long) plus your written answers to Q1, Q2, and Q3.</w:t>
+        <w:t xml:space="preserve">1.Part A: pasted output (first 10–15 lines if </w:t>
+      </w:r>
+      <w:r>
+        <w:rPr>
+          <w:sz w:val="22"/>
+        </w:rPr>
+        <w:t>long</w:t>
+      </w:r>
+      <w:r>
+        <w:rPr>
+          <w:sz w:val="22"/>
+        </w:rPr>
+        <w:t>) plus your written answers to Q1, Q2, and Q3.</w:t>
       </w:r>
     </w:p>
     <w:p>
@@ -1558,9 +1909,21 @@
         <w:rPr>
           <w:sz w:val="22"/>
         </w:rPr>
-        <w:t>2.</w:t>
-        <w:tab/>
-        <w:t>Part B: pasted netstat output plus written answers to Q4, Q5, Q6, and Q7.</w:t>
+        <w:t xml:space="preserve">2.Part B: pasted </w:t>
+      </w:r>
+      <w:r>
+        <w:rPr>
+          <w:rFonts w:ascii="Courier New" w:hAnsi="Courier New" w:cs="Courier New"/>
+          <w:sz w:val="22"/>
+          <w:color w:val="17375E"/>
+        </w:rPr>
+        <w:t>netstat</w:t>
+      </w:r>
+      <w:r>
+        <w:rPr>
+          <w:sz w:val="22"/>
+        </w:rPr>
+        <w:t xml:space="preserve"> output plus written answers to Q4, Q5, Q6, and Q7.</w:t>
       </w:r>
     </w:p>
     <w:p>
@@ -1572,9 +1935,7 @@
         <w:rPr>
           <w:sz w:val="22"/>
         </w:rPr>
-        <w:t>3.</w:t>
-        <w:tab/>
-        <w:t>Part C: the complete output of HttpFetch (or first 30 lines) plus written answers to Q8, Q9, Q10, and Q11.</w:t>
+        <w:t>3.Part C: the complete output of HttpFetch (or first 30 lines) plus written answers to Q8, Q9, Q10, and Q11.</w:t>
       </w:r>
     </w:p>
     <w:p>
@@ -1587,7 +1948,25 @@
           <w:i w:val="0"/>
           <w:sz w:val="22"/>
         </w:rPr>
-        <w:t>Do not submit .java or .class files.</w:t>
+        <w:t>Do not submit .</w:t>
+      </w:r>
+      <w:r>
+        <w:rPr>
+          <w:rFonts w:ascii="Courier New" w:hAnsi="Courier New" w:cs="Courier New"/>
+          <w:b w:val="0"/>
+          <w:i w:val="0"/>
+          <w:sz w:val="22"/>
+          <w:color w:val="17375E"/>
+        </w:rPr>
+        <w:t>java</w:t>
+      </w:r>
+      <w:r>
+        <w:rPr>
+          <w:b w:val="0"/>
+          <w:i w:val="0"/>
+          <w:sz w:val="22"/>
+        </w:rPr>
+        <w:t xml:space="preserve"> or .class files.</w:t>
       </w:r>
     </w:p>
     <w:sectPr>

--- a/a10/A10_Network_Observation.docx
+++ b/a10/A10_Network_Observation.docx
@@ -346,18 +346,10 @@
     </w:p>
     <w:p>
       <w:pPr>
-        <w:spacing w:before="160" w:after="60"/>
-      </w:pPr>
-      <w:r>
-        <w:t>Run each command below, paste its output into the corresponding answer area, and answer the question. For long outputs, include the first 10–15 lines. For traceroute/</w:t>
-      </w:r>
-      <w:proofErr w:type="spellStart"/>
-      <w:r>
-        <w:t>tracert</w:t>
-      </w:r>
-      <w:proofErr w:type="spellEnd"/>
-      <w:r>
-        <w:t>, also include the destination line if reached.</w:t>
+        <w:spacing w:after="80"/>
+      </w:pPr>
+      <w:r>
+        <w:t>Run each of the following commands on your machine. Paste the output into your submission document (truncate long outputs to the first 10–15 lines) and then answer the question below it.</w:t>
       </w:r>
     </w:p>
     <w:p>
@@ -919,67 +911,12 @@
             </w:r>
           </w:p>
           <w:p>
-            <w:pPr>
-              <w:rPr>
-                <w:rFonts w:ascii="Courier New" w:hAnsi="Courier New"/>
-                <w:sz w:val="19"/>
-              </w:rPr>
-            </w:pPr>
             <w:r>
               <w:rPr>
                 <w:rFonts w:ascii="Courier New" w:hAnsi="Courier New"/>
                 <w:sz w:val="19"/>
               </w:rPr>
-              <w:t xml:space="preserve">netstat -an | </w:t>
-            </w:r>
-            <w:proofErr w:type="spellStart"/>
-            <w:r>
-              <w:rPr>
-                <w:rFonts w:ascii="Courier New" w:hAnsi="Courier New"/>
-                <w:sz w:val="19"/>
-              </w:rPr>
-              <w:t>findstr</w:t>
-            </w:r>
-            <w:proofErr w:type="spellEnd"/>
-            <w:r>
-              <w:rPr>
-                <w:rFonts w:ascii="Courier New" w:hAnsi="Courier New"/>
-                <w:sz w:val="19"/>
-              </w:rPr>
-              <w:t xml:space="preserve"> </w:t>
-            </w:r>
-            <w:proofErr w:type="gramStart"/>
-            <w:r>
-              <w:rPr>
-                <w:rFonts w:ascii="Courier New" w:hAnsi="Courier New"/>
-                <w:sz w:val="19"/>
-              </w:rPr>
-              <w:t>7777  #</w:t>
-            </w:r>
-            <w:proofErr w:type="gramEnd"/>
-            <w:r>
-              <w:rPr>
-                <w:rFonts w:ascii="Courier New" w:hAnsi="Courier New"/>
-                <w:sz w:val="19"/>
-              </w:rPr>
-              <w:t xml:space="preserve"> Windows</w:t>
-            </w:r>
-          </w:p>
-          <w:p>
-            <w:pPr>
-              <w:rPr>
-                <w:rFonts w:ascii="Courier New" w:hAnsi="Courier New" w:cs="Courier New"/>
-                <w:sz w:val="19"/>
-                <w:szCs w:val="19"/>
-              </w:rPr>
-            </w:pPr>
-            <w:r>
-              <w:rPr>
-                <w:rFonts w:ascii="Courier New" w:hAnsi="Courier New" w:cs="Courier New"/>
-                <w:sz w:val="19"/>
-                <w:szCs w:val="19"/>
-              </w:rPr>
-              <w:t>ss -tan | grep 7777   # Linux alternative if netstat is unavailable</w:t>
+              <w:t>netstat -an | findstr 7777  # Windows</w:t>
             </w:r>
           </w:p>
         </w:tc>
@@ -992,18 +929,10 @@
     </w:p>
     <w:p>
       <w:pPr>
-        <w:spacing w:before="120" w:after="60"/>
-      </w:pPr>
-      <w:r>
-        <w:t xml:space="preserve">Type a few messages in Terminal 2 and observe the echoed replies. Leave </w:t>
-      </w:r>
-      <w:proofErr w:type="spellStart"/>
-      <w:r>
-        <w:t>EchoClient</w:t>
-      </w:r>
-      <w:proofErr w:type="spellEnd"/>
-      <w:r>
-        <w:t xml:space="preserve"> connected while collecting the output for Q4. When instructed in Q6, disconnect using Ctrl-D (macOS/Linux) or Ctrl-Z followed by Enter (Windows).</w:t>
+        <w:spacing w:after="80"/>
+      </w:pPr>
+      <w:r>
+        <w:t>Type a few messages in Terminal 2, observe the echoed replies, then quit with Ctrl-D (macOS/Linux) or Ctrl-Z + Enter (Windows).</w:t>
       </w:r>
     </w:p>
     <w:p>
@@ -1106,12 +1035,19 @@
     <w:p>
       <w:pPr>
         <w:spacing w:before="120" w:after="60"/>
-      </w:pPr>
-      <w:r>
         <w:rPr>
           <w:b/>
         </w:rPr>
-        <w:lastRenderedPageBreak/>
+      </w:pPr>
+    </w:p>
+    <w:p>
+      <w:pPr>
+        <w:spacing w:before="120" w:after="60"/>
+      </w:pPr>
+      <w:r>
+        <w:rPr>
+          <w:b/>
+        </w:rPr>
         <w:t xml:space="preserve">Q5.  </w:t>
       </w:r>
       <w:proofErr w:type="gramStart"/>
@@ -1120,7 +1056,7 @@
       </w:r>
       <w:proofErr w:type="gramEnd"/>
       <w:r>
-        <w:t xml:space="preserve"> the client’s exact ephemeral source port from the established connection you identified in Q4. State the boundaries of IANA’s Registered (User) and Dynamic/Private port ranges. Does your observed port fall within either of those ranges? Explain why an operating system’s ephemeral port range does not necessarily match IANA’s Dynamic/Private range.</w:t>
+        <w:t xml:space="preserve"> the client’s exact ephemeral source port from the established connection you identified in the previous question. State the boundaries of IANA’s Registered (User) and Dynamic/Private port ranges. Does your observed port fall within either of those ranges? Explain why an operating system’s ephemeral port range does not necessarily match IANA’s Dynamic/Private range.</w:t>
       </w:r>
     </w:p>
     <w:p>
@@ -1136,6 +1072,114 @@
       </w:r>
       <w:r>
         <w:t xml:space="preserve"> “Ephemeral” describes how the port is temporarily assigned and used. It does not mean that the port must fall within IANA’s Dynamic/Private range. Use the port shown in your own output, even if it differs from another student’s.</w:t>
+      </w:r>
+    </w:p>
+    <w:tbl>
+      <w:tblPr>
+        <w:tblStyle w:val="TableGrid"/>
+        <w:tblW w:w="0" w:type="auto"/>
+        <w:tblLook w:val="04A0" w:firstRow="1" w:lastRow="0" w:firstColumn="1" w:lastColumn="0" w:noHBand="0" w:noVBand="1"/>
+      </w:tblPr>
+      <w:tblGrid>
+        <w:gridCol w:w="9360"/>
+      </w:tblGrid>
+      <w:tr>
+        <w:tc>
+          <w:tcPr>
+            <w:tcW w:w="9360" w:type="dxa"/>
+            <w:shd w:val="clear" w:color="auto" w:fill="F8F8F8"/>
+          </w:tcPr>
+          <w:p>
+            <w:r>
+              <w:rPr>
+                <w:i/>
+                <w:color w:val="606060"/>
+                <w:sz w:val="20"/>
+              </w:rPr>
+              <w:t>Answer</w:t>
+            </w:r>
+            <w:r>
+              <w:rPr>
+                <w:i/>
+                <w:color w:val="606060"/>
+                <w:sz w:val="20"/>
+              </w:rPr>
+              <w:t>:</w:t>
+            </w:r>
+          </w:p>
+          <w:p/>
+          <w:p/>
+          <w:p/>
+        </w:tc>
+      </w:tr>
+    </w:tbl>
+    <w:p>
+      <w:pPr>
+        <w:spacing w:before="120" w:after="60"/>
+      </w:pPr>
+      <w:r>
+        <w:rPr>
+          <w:b/>
+        </w:rPr>
+        <w:t xml:space="preserve">Q6.  </w:t>
+      </w:r>
+      <w:r>
+        <w:t xml:space="preserve">Disconnect </w:t>
+      </w:r>
+      <w:proofErr w:type="spellStart"/>
+      <w:r>
+        <w:t>EchoClient</w:t>
+      </w:r>
+      <w:proofErr w:type="spellEnd"/>
+      <w:r>
+        <w:t xml:space="preserve"> using the instructions above, leave </w:t>
+      </w:r>
+      <w:proofErr w:type="spellStart"/>
+      <w:r>
+        <w:t>EchoServer</w:t>
+      </w:r>
+      <w:proofErr w:type="spellEnd"/>
+      <w:r>
+        <w:t xml:space="preserve"> running, and promptly run the same netstat command again. Paste the relevant output and compare it with Q4.</w:t>
+      </w:r>
+    </w:p>
+    <w:p>
+      <w:pPr>
+        <w:spacing w:before="120" w:after="60"/>
+      </w:pPr>
+      <w:r>
+        <w:t>Are any entries for the client’s connection still visible? If so, identify their states and explain what those states indicate about TCP connection teardown. If no connection entries remain, explain why this does not mean the TCP teardown failed.</w:t>
+      </w:r>
+    </w:p>
+    <w:p>
+      <w:pPr>
+        <w:spacing w:before="120" w:after="60"/>
+      </w:pPr>
+      <w:r>
+        <w:t>Separately identify any remaining server listening entry and explain why it remains after the client disconnects.</w:t>
+      </w:r>
+    </w:p>
+    <w:p>
+      <w:pPr>
+        <w:spacing w:before="120" w:after="60"/>
+      </w:pPr>
+      <w:r>
+        <w:rPr>
+          <w:b/>
+          <w:bCs/>
+        </w:rPr>
+        <w:t>Note:</w:t>
+      </w:r>
+      <w:r>
+        <w:t xml:space="preserve"> You may observe TIME_WAIT, a brief intermediate state, or no remaining entry for the client’s connection. Report what you </w:t>
+      </w:r>
+      <w:proofErr w:type="gramStart"/>
+      <w:r>
+        <w:t>actually see</w:t>
+      </w:r>
+      <w:proofErr w:type="gramEnd"/>
+      <w:r>
+        <w:t>. A server entry marked LISTEN or LISTENING indicates that the server is waiting for new connections; it is not the disconnected client’s connection.</w:t>
       </w:r>
     </w:p>
     <w:tbl>
@@ -1177,26 +1221,10 @@
         <w:rPr>
           <w:b/>
         </w:rPr>
-        <w:t xml:space="preserve">Q6.  </w:t>
-      </w:r>
-      <w:r>
-        <w:t xml:space="preserve">Disconnect </w:t>
-      </w:r>
-      <w:proofErr w:type="spellStart"/>
-      <w:r>
-        <w:t>EchoClient</w:t>
-      </w:r>
-      <w:proofErr w:type="spellEnd"/>
-      <w:r>
-        <w:t xml:space="preserve"> using the instructions above, leave </w:t>
-      </w:r>
-      <w:proofErr w:type="spellStart"/>
-      <w:r>
-        <w:t>EchoServer</w:t>
-      </w:r>
-      <w:proofErr w:type="spellEnd"/>
-      <w:r>
-        <w:t xml:space="preserve"> running, and promptly run the same netstat command again. Paste the relevant output and compare it with Q4.</w:t>
+        <w:t xml:space="preserve">Q7.  </w:t>
+      </w:r>
+      <w:r>
+        <w:t>Open EchoClient.java without modifying it. Copy the statement that creates the Socket object. Explain how this call initiates a TCP connection, including the three-way handshake.</w:t>
       </w:r>
     </w:p>
     <w:p>
@@ -1204,15 +1232,7 @@
         <w:spacing w:before="120" w:after="60"/>
       </w:pPr>
       <w:r>
-        <w:t>Are any entries for the client’s connection still visible? If so, identify their states and explain what those states indicate about TCP connection teardown. If no connection entries remain, explain why this does not mean the TCP teardown failed.</w:t>
-      </w:r>
-    </w:p>
-    <w:p>
-      <w:pPr>
-        <w:spacing w:before="120" w:after="60"/>
-      </w:pPr>
-      <w:r>
-        <w:t>Separately identify any remaining server listening entry and explain why it remains after the client disconnects.</w:t>
+        <w:t>Next, copy the statement that sends each line typed by the user. Explain how that line is written to the socket and carried by TCP. Does each call necessarily correspond to exactly one TCP segment? Explain.</w:t>
       </w:r>
     </w:p>
     <w:p>
@@ -1227,15 +1247,7 @@
         <w:t>Note:</w:t>
       </w:r>
       <w:r>
-        <w:t xml:space="preserve"> You may observe TIME_WAIT, a brief intermediate state, or no remaining entry for the client’s connection. Report what you </w:t>
-      </w:r>
-      <w:proofErr w:type="gramStart"/>
-      <w:r>
-        <w:t>actually see</w:t>
-      </w:r>
-      <w:proofErr w:type="gramEnd"/>
-      <w:r>
-        <w:t>. A server entry marked LISTEN or LISTENING indicates that the server is waiting for new connections; it is not the disconnected client’s connection.</w:t>
+        <w:t xml:space="preserve"> Answer this question by inspecting the provided code and applying your understanding of TCP. The program’s console output does not directly show TCP handshake packets or segment boundaries.</w:t>
       </w:r>
     </w:p>
     <w:tbl>
@@ -1271,74 +1283,6 @@
     </w:tbl>
     <w:p>
       <w:pPr>
-        <w:spacing w:before="120" w:after="60"/>
-      </w:pPr>
-      <w:r>
-        <w:rPr>
-          <w:b/>
-        </w:rPr>
-        <w:t xml:space="preserve">Q7.  </w:t>
-      </w:r>
-      <w:r>
-        <w:t>Open EchoClient.java without modifying it. Copy the statement that creates the Socket object. Explain how this call initiates a TCP connection, including the three-way handshake.</w:t>
-      </w:r>
-    </w:p>
-    <w:p>
-      <w:pPr>
-        <w:spacing w:before="120" w:after="60"/>
-      </w:pPr>
-      <w:r>
-        <w:t>Next, copy the statement that sends each line typed by the user. Explain how that line is written to the socket and carried by TCP. Does each call necessarily correspond to exactly one TCP segment? Explain.</w:t>
-      </w:r>
-    </w:p>
-    <w:p>
-      <w:pPr>
-        <w:spacing w:before="120" w:after="60"/>
-      </w:pPr>
-      <w:r>
-        <w:rPr>
-          <w:b/>
-          <w:bCs/>
-        </w:rPr>
-        <w:t>Note:</w:t>
-      </w:r>
-      <w:r>
-        <w:t xml:space="preserve"> Answer this question by inspecting the provided code and applying your understanding of TCP. The program’s console output does not directly show TCP handshake packets or segment boundaries.</w:t>
-      </w:r>
-    </w:p>
-    <w:tbl>
-      <w:tblPr>
-        <w:tblStyle w:val="TableGrid"/>
-        <w:tblW w:w="0" w:type="auto"/>
-        <w:tblLook w:val="04A0" w:firstRow="1" w:lastRow="0" w:firstColumn="1" w:lastColumn="0" w:noHBand="0" w:noVBand="1"/>
-      </w:tblPr>
-      <w:tblGrid>
-        <w:gridCol w:w="9360"/>
-      </w:tblGrid>
-      <w:tr>
-        <w:tc>
-          <w:tcPr>
-            <w:tcW w:w="9360" w:type="dxa"/>
-            <w:shd w:val="clear" w:color="auto" w:fill="F8F8F8"/>
-          </w:tcPr>
-          <w:p>
-            <w:r>
-              <w:rPr>
-                <w:i/>
-                <w:color w:val="606060"/>
-                <w:sz w:val="20"/>
-              </w:rPr>
-              <w:t>Answer:</w:t>
-            </w:r>
-          </w:p>
-          <w:p/>
-          <w:p/>
-          <w:p/>
-        </w:tc>
-      </w:tr>
-    </w:tbl>
-    <w:p>
-      <w:pPr>
         <w:spacing w:after="80"/>
       </w:pPr>
     </w:p>
@@ -1354,21 +1298,13 @@
     <w:p>
       <w:pPr>
         <w:spacing w:before="200" w:after="80"/>
+      </w:pPr>
+      <w:r>
         <w:rPr>
           <w:b/>
           <w:sz w:val="24"/>
         </w:rPr>
-      </w:pPr>
-    </w:p>
-    <w:p>
-      <w:pPr>
-        <w:spacing w:before="200" w:after="80"/>
-      </w:pPr>
-      <w:r>
-        <w:rPr>
-          <w:b/>
-          <w:sz w:val="24"/>
-        </w:rPr>
+        <w:lastRenderedPageBreak/>
         <w:t>Part C — Annotating an HTTP Exchange</w:t>
       </w:r>
     </w:p>
@@ -1450,30 +1386,7 @@
         <w:spacing w:after="80"/>
       </w:pPr>
       <w:r>
-        <w:rPr>
-          <w:b/>
-          <w:bCs/>
-        </w:rPr>
-        <w:t>HTTP responses:</w:t>
-      </w:r>
-      <w:r>
-        <w:t xml:space="preserve"> A successful response, redirect, or HTTP error response is acceptable for this experiment. Describe the response you </w:t>
-      </w:r>
-      <w:proofErr w:type="gramStart"/>
-      <w:r>
-        <w:t>actually receive</w:t>
-      </w:r>
-      <w:proofErr w:type="gramEnd"/>
-      <w:r>
-        <w:t xml:space="preserve">. For a redirect, include the Location header if present. </w:t>
-      </w:r>
-      <w:proofErr w:type="spellStart"/>
-      <w:r>
-        <w:t>HttpFetch</w:t>
-      </w:r>
-      <w:proofErr w:type="spellEnd"/>
-      <w:r>
-        <w:t xml:space="preserve"> does not follow redirects automatically.</w:t>
+        <w:t>Note: httpbin.org may redirect HTTP requests on port 80 to HTTPS (port 443). If you receive a redirect response (301 or 302 status) instead of a 200 OK, that is expected behavior — describe the redirect response in your answers, noting the Location header. You do not need to implement HTTPS support.</w:t>
       </w:r>
     </w:p>
     <w:p>
@@ -1649,21 +1562,30 @@
           <w:b/>
           <w:bCs/>
         </w:rPr>
-        <w:t xml:space="preserve">Note: </w:t>
-      </w:r>
-      <w:r>
-        <w:t>Answer using the request the program sent, regardless of the response. If the connection fails before the request is printed, use the provided source code or example request and clearly identify that source.</w:t>
-      </w:r>
-    </w:p>
-    <w:p>
-      <w:pPr>
-        <w:spacing w:before="120" w:after="60"/>
-      </w:pPr>
-    </w:p>
-    <w:p>
-      <w:pPr>
-        <w:spacing w:before="120" w:after="60"/>
-      </w:pPr>
+        <w:t>Note:</w:t>
+      </w:r>
+      <w:r>
+        <w:t xml:space="preserve"> </w:t>
+      </w:r>
+      <w:r>
+        <w:t xml:space="preserve">A successful response, redirect, or HTTP error response is acceptable for this experiment. Describe the response you </w:t>
+      </w:r>
+      <w:proofErr w:type="gramStart"/>
+      <w:r>
+        <w:t>actually receive</w:t>
+      </w:r>
+      <w:proofErr w:type="gramEnd"/>
+      <w:r>
+        <w:t xml:space="preserve">. For a redirect, include the Location header if present. </w:t>
+      </w:r>
+      <w:proofErr w:type="spellStart"/>
+      <w:r>
+        <w:t>HttpFetch</w:t>
+      </w:r>
+      <w:proofErr w:type="spellEnd"/>
+      <w:r>
+        <w:t xml:space="preserve"> does not follow redirects automatically.</w:t>
+      </w:r>
     </w:p>
     <w:tbl>
       <w:tblPr>
@@ -1704,6 +1626,7 @@
         <w:rPr>
           <w:b/>
         </w:rPr>
+        <w:lastRenderedPageBreak/>
         <w:t xml:space="preserve">Q9.  </w:t>
       </w:r>
       <w:r>
@@ -1958,7 +1881,6 @@
           <w:b/>
           <w:sz w:val="24"/>
         </w:rPr>
-        <w:lastRenderedPageBreak/>
         <w:t>Submission</w:t>
       </w:r>
     </w:p>
@@ -1967,30 +1889,7 @@
         <w:spacing w:before="80" w:after="80"/>
       </w:pPr>
       <w:r>
-        <w:t xml:space="preserve">Work directly in this document — </w:t>
-      </w:r>
-      <w:r>
-        <w:t>k</w:t>
-      </w:r>
-      <w:r>
-        <w:t xml:space="preserve">eep the question numbers and Answer: labels </w:t>
-      </w:r>
-      <w:r>
-        <w:t>unchanged and</w:t>
-      </w:r>
-      <w:r>
-        <w:t xml:space="preserve"> enter your responses after the corresponding Answer: label.</w:t>
-      </w:r>
-      <w:r>
-        <w:t xml:space="preserve"> </w:t>
-      </w:r>
-    </w:p>
-    <w:p>
-      <w:pPr>
-        <w:spacing w:before="80" w:after="80"/>
-      </w:pPr>
-      <w:r>
-        <w:t>When finished, export to PDF (</w:t>
+        <w:t>Work directly in this document — type your answers in the Answer boxes provided. When finished, export to PDF (</w:t>
       </w:r>
       <w:r>
         <w:rPr>
@@ -2008,6 +1907,7 @@
         <w:spacing w:after="80"/>
       </w:pPr>
       <w:r>
+        <w:lastRenderedPageBreak/>
         <w:t>Submit a single PDF named A10_&lt;BU-ID&gt;.pdf containing:</w:t>
       </w:r>
     </w:p>
@@ -2017,18 +1917,7 @@
         <w:ind w:left="360" w:hanging="360"/>
       </w:pPr>
       <w:r>
-        <w:t xml:space="preserve">1.Part A: </w:t>
-      </w:r>
-      <w:r>
-        <w:t>Pasted command output plus written answers to Q1–Q3. For long outputs, include the first 10–15 lines; for traceroute/</w:t>
-      </w:r>
-      <w:proofErr w:type="spellStart"/>
-      <w:r>
-        <w:t>tracert</w:t>
-      </w:r>
-      <w:proofErr w:type="spellEnd"/>
-      <w:r>
-        <w:t>, also include the destination line if reached.</w:t>
+        <w:t>1.Part A: pasted output (first 10–15 lines if long) plus your written answers to Q1, Q2, and Q3.</w:t>
       </w:r>
     </w:p>
     <w:p>
